--- a/Practical-2/Practical-2(WDF).docx
+++ b/Practical-2/Practical-2(WDF).docx
@@ -1,6 +1,6 @@
 
 <file path=word/document.xml><?xml version="1.0" encoding="utf-8"?>
-<w:document xmlns:wpc="http://schemas.microsoft.com/office/word/2010/wordprocessingCanvas" xmlns:cx="http://schemas.microsoft.com/office/drawing/2014/chartex" xmlns:cx1="http://schemas.microsoft.com/office/drawing/2015/9/8/chartex" xmlns:cx2="http://schemas.microsoft.com/office/drawing/2015/10/21/chartex" xmlns:cx3="http://schemas.microsoft.com/office/drawing/2016/5/9/chartex" xmlns:cx4="http://schemas.microsoft.com/office/drawing/2016/5/10/chartex" xmlns:cx5="http://schemas.microsoft.com/office/drawing/2016/5/11/chartex" xmlns:cx6="http://schemas.microsoft.com/office/drawing/2016/5/12/chartex" xmlns:cx7="http://schemas.microsoft.com/office/drawing/2016/5/13/chartex" xmlns:cx8="http://schemas.microsoft.com/office/drawing/2016/5/14/chartex" xmlns:mc="http://schemas.openxmlformats.org/markup-compatibility/2006" xmlns:aink="http://schemas.microsoft.com/office/drawing/2016/ink" xmlns:am3d="http://schemas.microsoft.com/office/drawing/2017/model3d" xmlns:o="urn:schemas-microsoft-com:office:office" xmlns:oel="http://schemas.microsoft.com/office/2019/extlst" xmlns:r="http://schemas.openxmlformats.org/officeDocument/2006/relationships" xmlns:m="http://schemas.openxmlformats.org/officeDocument/2006/math" xmlns:v="urn:schemas-microsoft-com:vml" xmlns:wp14="http://schemas.microsoft.com/office/word/2010/wordprocessingDrawing" xmlns:wp="http://schemas.openxmlformats.org/drawingml/2006/wordprocessingDrawing" xmlns:w10="urn:schemas-microsoft-com:office:word" xmlns:w="http://schemas.openxmlformats.org/wordprocessingml/2006/main" xmlns:w14="http://schemas.microsoft.com/office/word/2010/wordml" xmlns:w15="http://schemas.microsoft.com/office/word/2012/wordml" xmlns:w16cei="http://schemas.microsoft.com/office/word/2026/wordml/cei" xmlns:w16cex="http://schemas.microsoft.com/office/word/2018/wordml/cex" xmlns:w16cid="http://schemas.microsoft.com/office/word/2016/wordml/cid" xmlns:w16="http://schemas.microsoft.com/office/word/2018/wordml" xmlns:w16du="http://schemas.microsoft.com/office/word/2023/wordml/word16du" xmlns:w16sdtdh="http://schemas.microsoft.com/office/word/2020/wordml/sdtdatahash" xmlns:w16sdtfl="http://schemas.microsoft.com/office/word/2024/wordml/sdtformatlock" xmlns:w16se="http://schemas.microsoft.com/office/word/2015/wordml/symex" xmlns:wpg="http://schemas.microsoft.com/office/word/2010/wordprocessingGroup" xmlns:wpi="http://schemas.microsoft.com/office/word/2010/wordprocessingInk" xmlns:wne="http://schemas.microsoft.com/office/word/2006/wordml" xmlns:wps="http://schemas.microsoft.com/office/word/2010/wordprocessingShape" mc:Ignorable="w14 w15 w16se w16cid w16 w16cex w16sdtdh w16sdtfl w16du wp14">
+<w:document xmlns:wpc="http://schemas.microsoft.com/office/word/2010/wordprocessingCanvas" xmlns:cx="http://schemas.microsoft.com/office/drawing/2014/chartex" xmlns:cx1="http://schemas.microsoft.com/office/drawing/2015/9/8/chartex" xmlns:cx2="http://schemas.microsoft.com/office/drawing/2015/10/21/chartex" xmlns:cx3="http://schemas.microsoft.com/office/drawing/2016/5/9/chartex" xmlns:cx4="http://schemas.microsoft.com/office/drawing/2016/5/10/chartex" xmlns:cx5="http://schemas.microsoft.com/office/drawing/2016/5/11/chartex" xmlns:cx6="http://schemas.microsoft.com/office/drawing/2016/5/12/chartex" xmlns:cx7="http://schemas.microsoft.com/office/drawing/2016/5/13/chartex" xmlns:cx8="http://schemas.microsoft.com/office/drawing/2016/5/14/chartex" xmlns:mc="http://schemas.openxmlformats.org/markup-compatibility/2006" xmlns:aink="http://schemas.microsoft.com/office/drawing/2016/ink" xmlns:am3d="http://schemas.microsoft.com/office/drawing/2017/model3d" xmlns:o="urn:schemas-microsoft-com:office:office" xmlns:oel="http://schemas.microsoft.com/office/2019/extlst" xmlns:r="http://schemas.openxmlformats.org/officeDocument/2006/relationships" xmlns:m="http://schemas.openxmlformats.org/officeDocument/2006/math" xmlns:v="urn:schemas-microsoft-com:vml" xmlns:wp14="http://schemas.microsoft.com/office/word/2010/wordprocessingDrawing" xmlns:wp="http://schemas.openxmlformats.org/drawingml/2006/wordprocessingDrawing" xmlns:w10="urn:schemas-microsoft-com:office:word" xmlns:w="http://schemas.openxmlformats.org/wordprocessingml/2006/main" xmlns:w14="http://schemas.microsoft.com/office/word/2010/wordml" xmlns:w15="http://schemas.microsoft.com/office/word/2012/wordml" xmlns:w16cex="http://schemas.microsoft.com/office/word/2018/wordml/cex" xmlns:w16cid="http://schemas.microsoft.com/office/word/2016/wordml/cid" xmlns:w16="http://schemas.microsoft.com/office/word/2018/wordml" xmlns:w16du="http://schemas.microsoft.com/office/word/2023/wordml/word16du" xmlns:w16sdtdh="http://schemas.microsoft.com/office/word/2020/wordml/sdtdatahash" xmlns:w16sdtfl="http://schemas.microsoft.com/office/word/2024/wordml/sdtformatlock" xmlns:w16se="http://schemas.microsoft.com/office/word/2015/wordml/symex" xmlns:wpg="http://schemas.microsoft.com/office/word/2010/wordprocessingGroup" xmlns:wpi="http://schemas.microsoft.com/office/word/2010/wordprocessingInk" xmlns:wne="http://schemas.microsoft.com/office/word/2006/wordml" xmlns:wps="http://schemas.microsoft.com/office/word/2010/wordprocessingShape" mc:Ignorable="w14 w15 w16se w16cid w16 w16cex w16sdtdh w16sdtfl w16du wp14">
   <w:body>
     <w:p>
       <w:pPr>
@@ -83,7 +83,29 @@
           <w:szCs w:val="28"/>
           <w:lang w:val="en-IN"/>
         </w:rPr>
-        <w:t>Develop static HTML5 skeletons for at least 10 StudentHub pages such as</w:t>
+        <w:t xml:space="preserve">Develop static HTML5 skeletons for at least 10 </w:t>
+      </w:r>
+      <w:proofErr w:type="spellStart"/>
+      <w:r>
+        <w:rPr>
+          <w:rFonts w:ascii="Times New Roman" w:eastAsiaTheme="minorEastAsia" w:hAnsi="Times New Roman" w:cs="Times New Roman"/>
+          <w:color w:val="000000" w:themeColor="text1"/>
+          <w:sz w:val="28"/>
+          <w:szCs w:val="28"/>
+          <w:lang w:val="en-IN"/>
+        </w:rPr>
+        <w:t>StudentHub</w:t>
+      </w:r>
+      <w:proofErr w:type="spellEnd"/>
+      <w:r>
+        <w:rPr>
+          <w:rFonts w:ascii="Times New Roman" w:eastAsiaTheme="minorEastAsia" w:hAnsi="Times New Roman" w:cs="Times New Roman"/>
+          <w:color w:val="000000" w:themeColor="text1"/>
+          <w:sz w:val="28"/>
+          <w:szCs w:val="28"/>
+          <w:lang w:val="en-IN"/>
+        </w:rPr>
+        <w:t xml:space="preserve"> pages such as</w:t>
       </w:r>
     </w:p>
     <w:p>
@@ -833,7 +855,15 @@
         <w:t xml:space="preserve">Figure 1.1: </w:t>
       </w:r>
       <w:r>
-        <w:t>Login Page of StudentHub Portal</w:t>
+        <w:t xml:space="preserve">Login Page of </w:t>
+      </w:r>
+      <w:proofErr w:type="spellStart"/>
+      <w:r>
+        <w:t>StudentHub</w:t>
+      </w:r>
+      <w:proofErr w:type="spellEnd"/>
+      <w:r>
+        <w:t xml:space="preserve"> Portal</w:t>
       </w:r>
       <w:r>
         <w:t xml:space="preserve"> using HTML</w:t>
@@ -892,7 +922,15 @@
     <w:p/>
     <w:p>
       <w:r>
-        <w:t>Figure 1.2: Student Dashboard Page of StudentHub Portal using HTML</w:t>
+        <w:t xml:space="preserve">Figure 1.2: Student Dashboard Page of </w:t>
+      </w:r>
+      <w:proofErr w:type="spellStart"/>
+      <w:r>
+        <w:t>StudentHub</w:t>
+      </w:r>
+      <w:proofErr w:type="spellEnd"/>
+      <w:r>
+        <w:t xml:space="preserve"> Portal using HTML</w:t>
       </w:r>
     </w:p>
     <w:p/>
@@ -949,7 +987,15 @@
     <w:p/>
     <w:p>
       <w:r>
-        <w:t>Figure 1.3: Fees payment &amp; Scholarship Page of StudentHub Portal using HTML</w:t>
+        <w:t xml:space="preserve">Figure 1.3: Fees payment &amp; Scholarship Page of </w:t>
+      </w:r>
+      <w:proofErr w:type="spellStart"/>
+      <w:r>
+        <w:t>StudentHub</w:t>
+      </w:r>
+      <w:proofErr w:type="spellEnd"/>
+      <w:r>
+        <w:t xml:space="preserve"> Portal using HTML</w:t>
       </w:r>
     </w:p>
     <w:p>
@@ -1010,7 +1056,15 @@
     <w:p>
       <w:r>
         <w:lastRenderedPageBreak/>
-        <w:t>Figure 1.4: Certificates Page of StudentHub Portal using HTML</w:t>
+        <w:t xml:space="preserve">Figure 1.4: Certificates Page of </w:t>
+      </w:r>
+      <w:proofErr w:type="spellStart"/>
+      <w:r>
+        <w:t>StudentHub</w:t>
+      </w:r>
+      <w:proofErr w:type="spellEnd"/>
+      <w:r>
+        <w:t xml:space="preserve"> Portal using HTML</w:t>
       </w:r>
     </w:p>
     <w:p>
@@ -1067,7 +1121,15 @@
     <w:p/>
     <w:p>
       <w:r>
-        <w:t>Figure 1.5: Course Page of StudentHub Portal using HTML</w:t>
+        <w:t xml:space="preserve">Figure 1.5: Course Page of </w:t>
+      </w:r>
+      <w:proofErr w:type="spellStart"/>
+      <w:r>
+        <w:t>StudentHub</w:t>
+      </w:r>
+      <w:proofErr w:type="spellEnd"/>
+      <w:r>
+        <w:t xml:space="preserve"> Portal using HTML</w:t>
       </w:r>
     </w:p>
     <w:p>
@@ -1124,7 +1186,15 @@
     <w:p/>
     <w:p>
       <w:r>
-        <w:t>Figure 1.6: Result &amp; Attendance Page of StudentHub Portal using HTML</w:t>
+        <w:t xml:space="preserve">Figure 1.6: Result &amp; Attendance Page of </w:t>
+      </w:r>
+      <w:proofErr w:type="spellStart"/>
+      <w:r>
+        <w:t>StudentHub</w:t>
+      </w:r>
+      <w:proofErr w:type="spellEnd"/>
+      <w:r>
+        <w:t xml:space="preserve"> Portal using HTML</w:t>
       </w:r>
     </w:p>
     <w:p>
@@ -1180,7 +1250,15 @@
     <w:p/>
     <w:p>
       <w:r>
-        <w:t>Figure 1.7: Notification Page of StudentHub Portal using HTML</w:t>
+        <w:t xml:space="preserve">Figure 1.7: Notification Page of </w:t>
+      </w:r>
+      <w:proofErr w:type="spellStart"/>
+      <w:r>
+        <w:t>StudentHub</w:t>
+      </w:r>
+      <w:proofErr w:type="spellEnd"/>
+      <w:r>
+        <w:t xml:space="preserve"> Portal using HTML</w:t>
       </w:r>
     </w:p>
     <w:p>
@@ -1243,7 +1321,15 @@
         <w:t>Leave</w:t>
       </w:r>
       <w:r>
-        <w:t xml:space="preserve"> Page of StudentHub Portal using HTML</w:t>
+        <w:t xml:space="preserve"> Page of </w:t>
+      </w:r>
+      <w:proofErr w:type="spellStart"/>
+      <w:r>
+        <w:t>StudentHub</w:t>
+      </w:r>
+      <w:proofErr w:type="spellEnd"/>
+      <w:r>
+        <w:t xml:space="preserve"> Portal using HTML</w:t>
       </w:r>
     </w:p>
     <w:p/>
@@ -1300,7 +1386,15 @@
     <w:p/>
     <w:p>
       <w:r>
-        <w:t>Figure 1.9: Student Profile Page of StudentHub Portal using HTM</w:t>
+        <w:t xml:space="preserve">Figure 1.9: Student Profile Page of </w:t>
+      </w:r>
+      <w:proofErr w:type="spellStart"/>
+      <w:r>
+        <w:t>StudentHub</w:t>
+      </w:r>
+      <w:proofErr w:type="spellEnd"/>
+      <w:r>
+        <w:t xml:space="preserve"> Portal using HTM</w:t>
       </w:r>
       <w:r>
         <w:t>L</w:t>
@@ -1368,7 +1462,15 @@
     <w:p>
       <w:r>
         <w:lastRenderedPageBreak/>
-        <w:t>Figure 1.10: Contact Us Page of StudentHub Portal using HTM</w:t>
+        <w:t xml:space="preserve">Figure 1.10: Contact Us Page of </w:t>
+      </w:r>
+      <w:proofErr w:type="spellStart"/>
+      <w:r>
+        <w:t>StudentHub</w:t>
+      </w:r>
+      <w:proofErr w:type="spellEnd"/>
+      <w:r>
+        <w:t xml:space="preserve"> Portal using HTM</w:t>
       </w:r>
       <w:r>
         <w:t>L</w:t>
@@ -1455,10 +1557,17 @@
     <w:p>
       <w:pPr>
         <w:pStyle w:val="Heading2"/>
-        <w:ind w:left="360"/>
+        <w:numPr>
+          <w:ilvl w:val="0"/>
+          <w:numId w:val="1"/>
+        </w:numPr>
+        <w:tabs>
+          <w:tab w:val="num" w:pos="360"/>
+        </w:tabs>
+        <w:ind w:left="0" w:firstLine="0"/>
         <w:rPr>
           <w:rFonts w:ascii="Times New Roman" w:eastAsia="Times New Roman" w:hAnsi="Times New Roman" w:cstheme="minorBidi"/>
-          <w:b/>
+          <w:bCs/>
           <w:color w:val="auto"/>
           <w:sz w:val="28"/>
           <w:szCs w:val="22"/>
@@ -1468,11 +1577,8 @@
         <w:r>
           <w:rPr>
             <w:rStyle w:val="Hyperlink"/>
-            <w:rFonts w:ascii="Times New Roman" w:eastAsia="Times New Roman" w:hAnsi="Times New Roman" w:cstheme="minorBidi"/>
-            <w:sz w:val="28"/>
-            <w:szCs w:val="22"/>
           </w:rPr>
-          <w:t>https://github.com/shiloni28/WDF.git</w:t>
+          <w:t>https://github.com/princemerja2/WDF/tree/main/Practical-2</w:t>
         </w:r>
       </w:hyperlink>
     </w:p>
@@ -1811,7 +1917,7 @@
 </file>
 
 <file path=word/endnotes.xml><?xml version="1.0" encoding="utf-8"?>
-<w:endnotes xmlns:wpc="http://schemas.microsoft.com/office/word/2010/wordprocessingCanvas" xmlns:cx="http://schemas.microsoft.com/office/drawing/2014/chartex" xmlns:cx1="http://schemas.microsoft.com/office/drawing/2015/9/8/chartex" xmlns:cx2="http://schemas.microsoft.com/office/drawing/2015/10/21/chartex" xmlns:cx3="http://schemas.microsoft.com/office/drawing/2016/5/9/chartex" xmlns:cx4="http://schemas.microsoft.com/office/drawing/2016/5/10/chartex" xmlns:cx5="http://schemas.microsoft.com/office/drawing/2016/5/11/chartex" xmlns:cx6="http://schemas.microsoft.com/office/drawing/2016/5/12/chartex" xmlns:cx7="http://schemas.microsoft.com/office/drawing/2016/5/13/chartex" xmlns:cx8="http://schemas.microsoft.com/office/drawing/2016/5/14/chartex" xmlns:mc="http://schemas.openxmlformats.org/markup-compatibility/2006" xmlns:aink="http://schemas.microsoft.com/office/drawing/2016/ink" xmlns:am3d="http://schemas.microsoft.com/office/drawing/2017/model3d" xmlns:o="urn:schemas-microsoft-com:office:office" xmlns:oel="http://schemas.microsoft.com/office/2019/extlst" xmlns:r="http://schemas.openxmlformats.org/officeDocument/2006/relationships" xmlns:m="http://schemas.openxmlformats.org/officeDocument/2006/math" xmlns:v="urn:schemas-microsoft-com:vml" xmlns:wp14="http://schemas.microsoft.com/office/word/2010/wordprocessingDrawing" xmlns:wp="http://schemas.openxmlformats.org/drawingml/2006/wordprocessingDrawing" xmlns:w10="urn:schemas-microsoft-com:office:word" xmlns:w="http://schemas.openxmlformats.org/wordprocessingml/2006/main" xmlns:w14="http://schemas.microsoft.com/office/word/2010/wordml" xmlns:w15="http://schemas.microsoft.com/office/word/2012/wordml" xmlns:w16cei="http://schemas.microsoft.com/office/word/2026/wordml/cei" xmlns:w16cex="http://schemas.microsoft.com/office/word/2018/wordml/cex" xmlns:w16cid="http://schemas.microsoft.com/office/word/2016/wordml/cid" xmlns:w16="http://schemas.microsoft.com/office/word/2018/wordml" xmlns:w16du="http://schemas.microsoft.com/office/word/2023/wordml/word16du" xmlns:w16sdtdh="http://schemas.microsoft.com/office/word/2020/wordml/sdtdatahash" xmlns:w16sdtfl="http://schemas.microsoft.com/office/word/2024/wordml/sdtformatlock" xmlns:w16se="http://schemas.microsoft.com/office/word/2015/wordml/symex" xmlns:wpg="http://schemas.microsoft.com/office/word/2010/wordprocessingGroup" xmlns:wpi="http://schemas.microsoft.com/office/word/2010/wordprocessingInk" xmlns:wne="http://schemas.microsoft.com/office/word/2006/wordml" xmlns:wps="http://schemas.microsoft.com/office/word/2010/wordprocessingShape" mc:Ignorable="w14 w15 w16se w16cid w16 w16cex w16sdtdh w16sdtfl w16du wp14">
+<w:endnotes xmlns:wpc="http://schemas.microsoft.com/office/word/2010/wordprocessingCanvas" xmlns:cx="http://schemas.microsoft.com/office/drawing/2014/chartex" xmlns:cx1="http://schemas.microsoft.com/office/drawing/2015/9/8/chartex" xmlns:cx2="http://schemas.microsoft.com/office/drawing/2015/10/21/chartex" xmlns:cx3="http://schemas.microsoft.com/office/drawing/2016/5/9/chartex" xmlns:cx4="http://schemas.microsoft.com/office/drawing/2016/5/10/chartex" xmlns:cx5="http://schemas.microsoft.com/office/drawing/2016/5/11/chartex" xmlns:cx6="http://schemas.microsoft.com/office/drawing/2016/5/12/chartex" xmlns:cx7="http://schemas.microsoft.com/office/drawing/2016/5/13/chartex" xmlns:cx8="http://schemas.microsoft.com/office/drawing/2016/5/14/chartex" xmlns:mc="http://schemas.openxmlformats.org/markup-compatibility/2006" xmlns:aink="http://schemas.microsoft.com/office/drawing/2016/ink" xmlns:am3d="http://schemas.microsoft.com/office/drawing/2017/model3d" xmlns:o="urn:schemas-microsoft-com:office:office" xmlns:oel="http://schemas.microsoft.com/office/2019/extlst" xmlns:r="http://schemas.openxmlformats.org/officeDocument/2006/relationships" xmlns:m="http://schemas.openxmlformats.org/officeDocument/2006/math" xmlns:v="urn:schemas-microsoft-com:vml" xmlns:wp14="http://schemas.microsoft.com/office/word/2010/wordprocessingDrawing" xmlns:wp="http://schemas.openxmlformats.org/drawingml/2006/wordprocessingDrawing" xmlns:w10="urn:schemas-microsoft-com:office:word" xmlns:w="http://schemas.openxmlformats.org/wordprocessingml/2006/main" xmlns:w14="http://schemas.microsoft.com/office/word/2010/wordml" xmlns:w15="http://schemas.microsoft.com/office/word/2012/wordml" xmlns:w16cex="http://schemas.microsoft.com/office/word/2018/wordml/cex" xmlns:w16cid="http://schemas.microsoft.com/office/word/2016/wordml/cid" xmlns:w16="http://schemas.microsoft.com/office/word/2018/wordml" xmlns:w16du="http://schemas.microsoft.com/office/word/2023/wordml/word16du" xmlns:w16sdtdh="http://schemas.microsoft.com/office/word/2020/wordml/sdtdatahash" xmlns:w16sdtfl="http://schemas.microsoft.com/office/word/2024/wordml/sdtformatlock" xmlns:w16se="http://schemas.microsoft.com/office/word/2015/wordml/symex" xmlns:wpg="http://schemas.microsoft.com/office/word/2010/wordprocessingGroup" xmlns:wpi="http://schemas.microsoft.com/office/word/2010/wordprocessingInk" xmlns:wne="http://schemas.microsoft.com/office/word/2006/wordml" xmlns:wps="http://schemas.microsoft.com/office/word/2010/wordprocessingShape" mc:Ignorable="w14 w15 w16se w16cid w16 w16cex w16sdtdh w16sdtfl w16du wp14">
   <w:endnote w:type="separator" w:id="-1">
     <w:p>
       <w:pPr>
@@ -1836,13 +1942,13 @@
 </file>
 
 <file path=word/footer1.xml><?xml version="1.0" encoding="utf-8"?>
-<w:ftr xmlns:wpc="http://schemas.microsoft.com/office/word/2010/wordprocessingCanvas" xmlns:cx="http://schemas.microsoft.com/office/drawing/2014/chartex" xmlns:cx1="http://schemas.microsoft.com/office/drawing/2015/9/8/chartex" xmlns:cx2="http://schemas.microsoft.com/office/drawing/2015/10/21/chartex" xmlns:cx3="http://schemas.microsoft.com/office/drawing/2016/5/9/chartex" xmlns:cx4="http://schemas.microsoft.com/office/drawing/2016/5/10/chartex" xmlns:cx5="http://schemas.microsoft.com/office/drawing/2016/5/11/chartex" xmlns:cx6="http://schemas.microsoft.com/office/drawing/2016/5/12/chartex" xmlns:cx7="http://schemas.microsoft.com/office/drawing/2016/5/13/chartex" xmlns:cx8="http://schemas.microsoft.com/office/drawing/2016/5/14/chartex" xmlns:mc="http://schemas.openxmlformats.org/markup-compatibility/2006" xmlns:aink="http://schemas.microsoft.com/office/drawing/2016/ink" xmlns:am3d="http://schemas.microsoft.com/office/drawing/2017/model3d" xmlns:o="urn:schemas-microsoft-com:office:office" xmlns:oel="http://schemas.microsoft.com/office/2019/extlst" xmlns:r="http://schemas.openxmlformats.org/officeDocument/2006/relationships" xmlns:m="http://schemas.openxmlformats.org/officeDocument/2006/math" xmlns:v="urn:schemas-microsoft-com:vml" xmlns:wp14="http://schemas.microsoft.com/office/word/2010/wordprocessingDrawing" xmlns:wp="http://schemas.openxmlformats.org/drawingml/2006/wordprocessingDrawing" xmlns:w10="urn:schemas-microsoft-com:office:word" xmlns:w="http://schemas.openxmlformats.org/wordprocessingml/2006/main" xmlns:w14="http://schemas.microsoft.com/office/word/2010/wordml" xmlns:w15="http://schemas.microsoft.com/office/word/2012/wordml" xmlns:w16cei="http://schemas.microsoft.com/office/word/2026/wordml/cei" xmlns:w16cex="http://schemas.microsoft.com/office/word/2018/wordml/cex" xmlns:w16cid="http://schemas.microsoft.com/office/word/2016/wordml/cid" xmlns:w16="http://schemas.microsoft.com/office/word/2018/wordml" xmlns:w16du="http://schemas.microsoft.com/office/word/2023/wordml/word16du" xmlns:w16sdtdh="http://schemas.microsoft.com/office/word/2020/wordml/sdtdatahash" xmlns:w16sdtfl="http://schemas.microsoft.com/office/word/2024/wordml/sdtformatlock" xmlns:w16se="http://schemas.microsoft.com/office/word/2015/wordml/symex" xmlns:wpg="http://schemas.microsoft.com/office/word/2010/wordprocessingGroup" xmlns:wpi="http://schemas.microsoft.com/office/word/2010/wordprocessingInk" xmlns:wne="http://schemas.microsoft.com/office/word/2006/wordml" xmlns:wps="http://schemas.microsoft.com/office/word/2010/wordprocessingShape" mc:Ignorable="w14 w15 w16se w16cid w16 w16cex w16sdtdh w16sdtfl w16du wp14">
+<w:ftr xmlns:wpc="http://schemas.microsoft.com/office/word/2010/wordprocessingCanvas" xmlns:cx="http://schemas.microsoft.com/office/drawing/2014/chartex" xmlns:cx1="http://schemas.microsoft.com/office/drawing/2015/9/8/chartex" xmlns:cx2="http://schemas.microsoft.com/office/drawing/2015/10/21/chartex" xmlns:cx3="http://schemas.microsoft.com/office/drawing/2016/5/9/chartex" xmlns:cx4="http://schemas.microsoft.com/office/drawing/2016/5/10/chartex" xmlns:cx5="http://schemas.microsoft.com/office/drawing/2016/5/11/chartex" xmlns:cx6="http://schemas.microsoft.com/office/drawing/2016/5/12/chartex" xmlns:cx7="http://schemas.microsoft.com/office/drawing/2016/5/13/chartex" xmlns:cx8="http://schemas.microsoft.com/office/drawing/2016/5/14/chartex" xmlns:mc="http://schemas.openxmlformats.org/markup-compatibility/2006" xmlns:aink="http://schemas.microsoft.com/office/drawing/2016/ink" xmlns:am3d="http://schemas.microsoft.com/office/drawing/2017/model3d" xmlns:o="urn:schemas-microsoft-com:office:office" xmlns:oel="http://schemas.microsoft.com/office/2019/extlst" xmlns:r="http://schemas.openxmlformats.org/officeDocument/2006/relationships" xmlns:m="http://schemas.openxmlformats.org/officeDocument/2006/math" xmlns:v="urn:schemas-microsoft-com:vml" xmlns:wp14="http://schemas.microsoft.com/office/word/2010/wordprocessingDrawing" xmlns:wp="http://schemas.openxmlformats.org/drawingml/2006/wordprocessingDrawing" xmlns:w10="urn:schemas-microsoft-com:office:word" xmlns:w="http://schemas.openxmlformats.org/wordprocessingml/2006/main" xmlns:w14="http://schemas.microsoft.com/office/word/2010/wordml" xmlns:w15="http://schemas.microsoft.com/office/word/2012/wordml" xmlns:w16cex="http://schemas.microsoft.com/office/word/2018/wordml/cex" xmlns:w16cid="http://schemas.microsoft.com/office/word/2016/wordml/cid" xmlns:w16="http://schemas.microsoft.com/office/word/2018/wordml" xmlns:w16du="http://schemas.microsoft.com/office/word/2023/wordml/word16du" xmlns:w16sdtdh="http://schemas.microsoft.com/office/word/2020/wordml/sdtdatahash" xmlns:w16sdtfl="http://schemas.microsoft.com/office/word/2024/wordml/sdtformatlock" xmlns:w16se="http://schemas.microsoft.com/office/word/2015/wordml/symex" xmlns:wpg="http://schemas.microsoft.com/office/word/2010/wordprocessingGroup" xmlns:wpi="http://schemas.microsoft.com/office/word/2010/wordprocessingInk" xmlns:wne="http://schemas.microsoft.com/office/word/2006/wordml" xmlns:wps="http://schemas.microsoft.com/office/word/2010/wordprocessingShape" mc:Ignorable="w14 w15 w16se w16cid w16 w16cex w16sdtdh w16sdtfl w16du wp14">
   <w:p>
     <w:pPr>
       <w:pStyle w:val="Footer"/>
     </w:pPr>
     <w:r>
-      <w:t>25DCE047</w:t>
+      <w:t>25DCE057</w:t>
     </w:r>
     <w:sdt>
       <w:sdtPr>
@@ -1894,7 +2000,7 @@
 </file>
 
 <file path=word/footnotes.xml><?xml version="1.0" encoding="utf-8"?>
-<w:footnotes xmlns:wpc="http://schemas.microsoft.com/office/word/2010/wordprocessingCanvas" xmlns:cx="http://schemas.microsoft.com/office/drawing/2014/chartex" xmlns:cx1="http://schemas.microsoft.com/office/drawing/2015/9/8/chartex" xmlns:cx2="http://schemas.microsoft.com/office/drawing/2015/10/21/chartex" xmlns:cx3="http://schemas.microsoft.com/office/drawing/2016/5/9/chartex" xmlns:cx4="http://schemas.microsoft.com/office/drawing/2016/5/10/chartex" xmlns:cx5="http://schemas.microsoft.com/office/drawing/2016/5/11/chartex" xmlns:cx6="http://schemas.microsoft.com/office/drawing/2016/5/12/chartex" xmlns:cx7="http://schemas.microsoft.com/office/drawing/2016/5/13/chartex" xmlns:cx8="http://schemas.microsoft.com/office/drawing/2016/5/14/chartex" xmlns:mc="http://schemas.openxmlformats.org/markup-compatibility/2006" xmlns:aink="http://schemas.microsoft.com/office/drawing/2016/ink" xmlns:am3d="http://schemas.microsoft.com/office/drawing/2017/model3d" xmlns:o="urn:schemas-microsoft-com:office:office" xmlns:oel="http://schemas.microsoft.com/office/2019/extlst" xmlns:r="http://schemas.openxmlformats.org/officeDocument/2006/relationships" xmlns:m="http://schemas.openxmlformats.org/officeDocument/2006/math" xmlns:v="urn:schemas-microsoft-com:vml" xmlns:wp14="http://schemas.microsoft.com/office/word/2010/wordprocessingDrawing" xmlns:wp="http://schemas.openxmlformats.org/drawingml/2006/wordprocessingDrawing" xmlns:w10="urn:schemas-microsoft-com:office:word" xmlns:w="http://schemas.openxmlformats.org/wordprocessingml/2006/main" xmlns:w14="http://schemas.microsoft.com/office/word/2010/wordml" xmlns:w15="http://schemas.microsoft.com/office/word/2012/wordml" xmlns:w16cei="http://schemas.microsoft.com/office/word/2026/wordml/cei" xmlns:w16cex="http://schemas.microsoft.com/office/word/2018/wordml/cex" xmlns:w16cid="http://schemas.microsoft.com/office/word/2016/wordml/cid" xmlns:w16="http://schemas.microsoft.com/office/word/2018/wordml" xmlns:w16du="http://schemas.microsoft.com/office/word/2023/wordml/word16du" xmlns:w16sdtdh="http://schemas.microsoft.com/office/word/2020/wordml/sdtdatahash" xmlns:w16sdtfl="http://schemas.microsoft.com/office/word/2024/wordml/sdtformatlock" xmlns:w16se="http://schemas.microsoft.com/office/word/2015/wordml/symex" xmlns:wpg="http://schemas.microsoft.com/office/word/2010/wordprocessingGroup" xmlns:wpi="http://schemas.microsoft.com/office/word/2010/wordprocessingInk" xmlns:wne="http://schemas.microsoft.com/office/word/2006/wordml" xmlns:wps="http://schemas.microsoft.com/office/word/2010/wordprocessingShape" mc:Ignorable="w14 w15 w16se w16cid w16 w16cex w16sdtdh w16sdtfl w16du wp14">
+<w:footnotes xmlns:wpc="http://schemas.microsoft.com/office/word/2010/wordprocessingCanvas" xmlns:cx="http://schemas.microsoft.com/office/drawing/2014/chartex" xmlns:cx1="http://schemas.microsoft.com/office/drawing/2015/9/8/chartex" xmlns:cx2="http://schemas.microsoft.com/office/drawing/2015/10/21/chartex" xmlns:cx3="http://schemas.microsoft.com/office/drawing/2016/5/9/chartex" xmlns:cx4="http://schemas.microsoft.com/office/drawing/2016/5/10/chartex" xmlns:cx5="http://schemas.microsoft.com/office/drawing/2016/5/11/chartex" xmlns:cx6="http://schemas.microsoft.com/office/drawing/2016/5/12/chartex" xmlns:cx7="http://schemas.microsoft.com/office/drawing/2016/5/13/chartex" xmlns:cx8="http://schemas.microsoft.com/office/drawing/2016/5/14/chartex" xmlns:mc="http://schemas.openxmlformats.org/markup-compatibility/2006" xmlns:aink="http://schemas.microsoft.com/office/drawing/2016/ink" xmlns:am3d="http://schemas.microsoft.com/office/drawing/2017/model3d" xmlns:o="urn:schemas-microsoft-com:office:office" xmlns:oel="http://schemas.microsoft.com/office/2019/extlst" xmlns:r="http://schemas.openxmlformats.org/officeDocument/2006/relationships" xmlns:m="http://schemas.openxmlformats.org/officeDocument/2006/math" xmlns:v="urn:schemas-microsoft-com:vml" xmlns:wp14="http://schemas.microsoft.com/office/word/2010/wordprocessingDrawing" xmlns:wp="http://schemas.openxmlformats.org/drawingml/2006/wordprocessingDrawing" xmlns:w10="urn:schemas-microsoft-com:office:word" xmlns:w="http://schemas.openxmlformats.org/wordprocessingml/2006/main" xmlns:w14="http://schemas.microsoft.com/office/word/2010/wordml" xmlns:w15="http://schemas.microsoft.com/office/word/2012/wordml" xmlns:w16cex="http://schemas.microsoft.com/office/word/2018/wordml/cex" xmlns:w16cid="http://schemas.microsoft.com/office/word/2016/wordml/cid" xmlns:w16="http://schemas.microsoft.com/office/word/2018/wordml" xmlns:w16du="http://schemas.microsoft.com/office/word/2023/wordml/word16du" xmlns:w16sdtdh="http://schemas.microsoft.com/office/word/2020/wordml/sdtdatahash" xmlns:w16sdtfl="http://schemas.microsoft.com/office/word/2024/wordml/sdtformatlock" xmlns:w16se="http://schemas.microsoft.com/office/word/2015/wordml/symex" xmlns:wpg="http://schemas.microsoft.com/office/word/2010/wordprocessingGroup" xmlns:wpi="http://schemas.microsoft.com/office/word/2010/wordprocessingInk" xmlns:wne="http://schemas.microsoft.com/office/word/2006/wordml" xmlns:wps="http://schemas.microsoft.com/office/word/2010/wordprocessingShape" mc:Ignorable="w14 w15 w16se w16cid w16 w16cex w16sdtdh w16sdtfl w16du wp14">
   <w:footnote w:type="separator" w:id="-1">
     <w:p>
       <w:pPr>
@@ -1919,7 +2025,7 @@
 </file>
 
 <file path=word/header1.xml><?xml version="1.0" encoding="utf-8"?>
-<w:hdr xmlns:wpc="http://schemas.microsoft.com/office/word/2010/wordprocessingCanvas" xmlns:cx="http://schemas.microsoft.com/office/drawing/2014/chartex" xmlns:cx1="http://schemas.microsoft.com/office/drawing/2015/9/8/chartex" xmlns:cx2="http://schemas.microsoft.com/office/drawing/2015/10/21/chartex" xmlns:cx3="http://schemas.microsoft.com/office/drawing/2016/5/9/chartex" xmlns:cx4="http://schemas.microsoft.com/office/drawing/2016/5/10/chartex" xmlns:cx5="http://schemas.microsoft.com/office/drawing/2016/5/11/chartex" xmlns:cx6="http://schemas.microsoft.com/office/drawing/2016/5/12/chartex" xmlns:cx7="http://schemas.microsoft.com/office/drawing/2016/5/13/chartex" xmlns:cx8="http://schemas.microsoft.com/office/drawing/2016/5/14/chartex" xmlns:mc="http://schemas.openxmlformats.org/markup-compatibility/2006" xmlns:aink="http://schemas.microsoft.com/office/drawing/2016/ink" xmlns:am3d="http://schemas.microsoft.com/office/drawing/2017/model3d" xmlns:o="urn:schemas-microsoft-com:office:office" xmlns:oel="http://schemas.microsoft.com/office/2019/extlst" xmlns:r="http://schemas.openxmlformats.org/officeDocument/2006/relationships" xmlns:m="http://schemas.openxmlformats.org/officeDocument/2006/math" xmlns:v="urn:schemas-microsoft-com:vml" xmlns:wp14="http://schemas.microsoft.com/office/word/2010/wordprocessingDrawing" xmlns:wp="http://schemas.openxmlformats.org/drawingml/2006/wordprocessingDrawing" xmlns:w10="urn:schemas-microsoft-com:office:word" xmlns:w="http://schemas.openxmlformats.org/wordprocessingml/2006/main" xmlns:w14="http://schemas.microsoft.com/office/word/2010/wordml" xmlns:w15="http://schemas.microsoft.com/office/word/2012/wordml" xmlns:w16cei="http://schemas.microsoft.com/office/word/2026/wordml/cei" xmlns:w16cex="http://schemas.microsoft.com/office/word/2018/wordml/cex" xmlns:w16cid="http://schemas.microsoft.com/office/word/2016/wordml/cid" xmlns:w16="http://schemas.microsoft.com/office/word/2018/wordml" xmlns:w16du="http://schemas.microsoft.com/office/word/2023/wordml/word16du" xmlns:w16sdtdh="http://schemas.microsoft.com/office/word/2020/wordml/sdtdatahash" xmlns:w16sdtfl="http://schemas.microsoft.com/office/word/2024/wordml/sdtformatlock" xmlns:w16se="http://schemas.microsoft.com/office/word/2015/wordml/symex" xmlns:wpg="http://schemas.microsoft.com/office/word/2010/wordprocessingGroup" xmlns:wpi="http://schemas.microsoft.com/office/word/2010/wordprocessingInk" xmlns:wne="http://schemas.microsoft.com/office/word/2006/wordml" xmlns:wps="http://schemas.microsoft.com/office/word/2010/wordprocessingShape" mc:Ignorable="w14 w15 w16se w16cid w16 w16cex w16sdtdh w16sdtfl w16du wp14">
+<w:hdr xmlns:wpc="http://schemas.microsoft.com/office/word/2010/wordprocessingCanvas" xmlns:cx="http://schemas.microsoft.com/office/drawing/2014/chartex" xmlns:cx1="http://schemas.microsoft.com/office/drawing/2015/9/8/chartex" xmlns:cx2="http://schemas.microsoft.com/office/drawing/2015/10/21/chartex" xmlns:cx3="http://schemas.microsoft.com/office/drawing/2016/5/9/chartex" xmlns:cx4="http://schemas.microsoft.com/office/drawing/2016/5/10/chartex" xmlns:cx5="http://schemas.microsoft.com/office/drawing/2016/5/11/chartex" xmlns:cx6="http://schemas.microsoft.com/office/drawing/2016/5/12/chartex" xmlns:cx7="http://schemas.microsoft.com/office/drawing/2016/5/13/chartex" xmlns:cx8="http://schemas.microsoft.com/office/drawing/2016/5/14/chartex" xmlns:mc="http://schemas.openxmlformats.org/markup-compatibility/2006" xmlns:aink="http://schemas.microsoft.com/office/drawing/2016/ink" xmlns:am3d="http://schemas.microsoft.com/office/drawing/2017/model3d" xmlns:o="urn:schemas-microsoft-com:office:office" xmlns:oel="http://schemas.microsoft.com/office/2019/extlst" xmlns:r="http://schemas.openxmlformats.org/officeDocument/2006/relationships" xmlns:m="http://schemas.openxmlformats.org/officeDocument/2006/math" xmlns:v="urn:schemas-microsoft-com:vml" xmlns:wp14="http://schemas.microsoft.com/office/word/2010/wordprocessingDrawing" xmlns:wp="http://schemas.openxmlformats.org/drawingml/2006/wordprocessingDrawing" xmlns:w10="urn:schemas-microsoft-com:office:word" xmlns:w="http://schemas.openxmlformats.org/wordprocessingml/2006/main" xmlns:w14="http://schemas.microsoft.com/office/word/2010/wordml" xmlns:w15="http://schemas.microsoft.com/office/word/2012/wordml" xmlns:w16cex="http://schemas.microsoft.com/office/word/2018/wordml/cex" xmlns:w16cid="http://schemas.microsoft.com/office/word/2016/wordml/cid" xmlns:w16="http://schemas.microsoft.com/office/word/2018/wordml" xmlns:w16du="http://schemas.microsoft.com/office/word/2023/wordml/word16du" xmlns:w16sdtdh="http://schemas.microsoft.com/office/word/2020/wordml/sdtdatahash" xmlns:w16sdtfl="http://schemas.microsoft.com/office/word/2024/wordml/sdtformatlock" xmlns:w16se="http://schemas.microsoft.com/office/word/2015/wordml/symex" xmlns:wpg="http://schemas.microsoft.com/office/word/2010/wordprocessingGroup" xmlns:wpi="http://schemas.microsoft.com/office/word/2010/wordprocessingInk" xmlns:wne="http://schemas.microsoft.com/office/word/2006/wordml" xmlns:wps="http://schemas.microsoft.com/office/word/2010/wordprocessingShape" mc:Ignorable="w14 w15 w16se w16cid w16 w16cex w16sdtdh w16sdtfl w16du wp14">
   <w:p>
     <w:pPr>
       <w:pStyle w:val="Header"/>
@@ -1938,7 +2044,7 @@
 </file>
 
 <file path=word/numbering.xml><?xml version="1.0" encoding="utf-8"?>
-<w:numbering xmlns:wpc="http://schemas.microsoft.com/office/word/2010/wordprocessingCanvas" xmlns:cx="http://schemas.microsoft.com/office/drawing/2014/chartex" xmlns:cx1="http://schemas.microsoft.com/office/drawing/2015/9/8/chartex" xmlns:cx2="http://schemas.microsoft.com/office/drawing/2015/10/21/chartex" xmlns:cx3="http://schemas.microsoft.com/office/drawing/2016/5/9/chartex" xmlns:cx4="http://schemas.microsoft.com/office/drawing/2016/5/10/chartex" xmlns:cx5="http://schemas.microsoft.com/office/drawing/2016/5/11/chartex" xmlns:cx6="http://schemas.microsoft.com/office/drawing/2016/5/12/chartex" xmlns:cx7="http://schemas.microsoft.com/office/drawing/2016/5/13/chartex" xmlns:cx8="http://schemas.microsoft.com/office/drawing/2016/5/14/chartex" xmlns:mc="http://schemas.openxmlformats.org/markup-compatibility/2006" xmlns:aink="http://schemas.microsoft.com/office/drawing/2016/ink" xmlns:am3d="http://schemas.microsoft.com/office/drawing/2017/model3d" xmlns:o="urn:schemas-microsoft-com:office:office" xmlns:oel="http://schemas.microsoft.com/office/2019/extlst" xmlns:r="http://schemas.openxmlformats.org/officeDocument/2006/relationships" xmlns:m="http://schemas.openxmlformats.org/officeDocument/2006/math" xmlns:v="urn:schemas-microsoft-com:vml" xmlns:wp14="http://schemas.microsoft.com/office/word/2010/wordprocessingDrawing" xmlns:wp="http://schemas.openxmlformats.org/drawingml/2006/wordprocessingDrawing" xmlns:w10="urn:schemas-microsoft-com:office:word" xmlns:w="http://schemas.openxmlformats.org/wordprocessingml/2006/main" xmlns:w14="http://schemas.microsoft.com/office/word/2010/wordml" xmlns:w15="http://schemas.microsoft.com/office/word/2012/wordml" xmlns:w16cei="http://schemas.microsoft.com/office/word/2026/wordml/cei" xmlns:w16cex="http://schemas.microsoft.com/office/word/2018/wordml/cex" xmlns:w16cid="http://schemas.microsoft.com/office/word/2016/wordml/cid" xmlns:w16="http://schemas.microsoft.com/office/word/2018/wordml" xmlns:w16du="http://schemas.microsoft.com/office/word/2023/wordml/word16du" xmlns:w16sdtdh="http://schemas.microsoft.com/office/word/2020/wordml/sdtdatahash" xmlns:w16sdtfl="http://schemas.microsoft.com/office/word/2024/wordml/sdtformatlock" xmlns:w16se="http://schemas.microsoft.com/office/word/2015/wordml/symex" xmlns:wpg="http://schemas.microsoft.com/office/word/2010/wordprocessingGroup" xmlns:wpi="http://schemas.microsoft.com/office/word/2010/wordprocessingInk" xmlns:wne="http://schemas.microsoft.com/office/word/2006/wordml" xmlns:wps="http://schemas.microsoft.com/office/word/2010/wordprocessingShape" mc:Ignorable="w14 w15 w16se w16cid w16 w16cex w16sdtdh w16sdtfl w16du wp14">
+<w:numbering xmlns:wpc="http://schemas.microsoft.com/office/word/2010/wordprocessingCanvas" xmlns:cx="http://schemas.microsoft.com/office/drawing/2014/chartex" xmlns:cx1="http://schemas.microsoft.com/office/drawing/2015/9/8/chartex" xmlns:cx2="http://schemas.microsoft.com/office/drawing/2015/10/21/chartex" xmlns:cx3="http://schemas.microsoft.com/office/drawing/2016/5/9/chartex" xmlns:cx4="http://schemas.microsoft.com/office/drawing/2016/5/10/chartex" xmlns:cx5="http://schemas.microsoft.com/office/drawing/2016/5/11/chartex" xmlns:cx6="http://schemas.microsoft.com/office/drawing/2016/5/12/chartex" xmlns:cx7="http://schemas.microsoft.com/office/drawing/2016/5/13/chartex" xmlns:cx8="http://schemas.microsoft.com/office/drawing/2016/5/14/chartex" xmlns:mc="http://schemas.openxmlformats.org/markup-compatibility/2006" xmlns:aink="http://schemas.microsoft.com/office/drawing/2016/ink" xmlns:am3d="http://schemas.microsoft.com/office/drawing/2017/model3d" xmlns:o="urn:schemas-microsoft-com:office:office" xmlns:oel="http://schemas.microsoft.com/office/2019/extlst" xmlns:r="http://schemas.openxmlformats.org/officeDocument/2006/relationships" xmlns:m="http://schemas.openxmlformats.org/officeDocument/2006/math" xmlns:v="urn:schemas-microsoft-com:vml" xmlns:wp14="http://schemas.microsoft.com/office/word/2010/wordprocessingDrawing" xmlns:wp="http://schemas.openxmlformats.org/drawingml/2006/wordprocessingDrawing" xmlns:w10="urn:schemas-microsoft-com:office:word" xmlns:w="http://schemas.openxmlformats.org/wordprocessingml/2006/main" xmlns:w14="http://schemas.microsoft.com/office/word/2010/wordml" xmlns:w15="http://schemas.microsoft.com/office/word/2012/wordml" xmlns:w16cex="http://schemas.microsoft.com/office/word/2018/wordml/cex" xmlns:w16cid="http://schemas.microsoft.com/office/word/2016/wordml/cid" xmlns:w16="http://schemas.microsoft.com/office/word/2018/wordml" xmlns:w16du="http://schemas.microsoft.com/office/word/2023/wordml/word16du" xmlns:w16sdtdh="http://schemas.microsoft.com/office/word/2020/wordml/sdtdatahash" xmlns:w16sdtfl="http://schemas.microsoft.com/office/word/2024/wordml/sdtformatlock" xmlns:w16se="http://schemas.microsoft.com/office/word/2015/wordml/symex" xmlns:wpg="http://schemas.microsoft.com/office/word/2010/wordprocessingGroup" xmlns:wpi="http://schemas.microsoft.com/office/word/2010/wordprocessingInk" xmlns:wne="http://schemas.microsoft.com/office/word/2006/wordml" xmlns:wps="http://schemas.microsoft.com/office/word/2010/wordprocessingShape" mc:Ignorable="w14 w15 w16se w16cid w16 w16cex w16sdtdh w16sdtfl w16du wp14">
   <w:abstractNum w:abstractNumId="0" w15:restartNumberingAfterBreak="0">
     <w:nsid w:val="21405C18"/>
     <w:multiLevelType w:val="hybridMultilevel"/>
@@ -3429,6 +3535,7 @@
   <w:style w:type="character" w:default="1" w:styleId="DefaultParagraphFont">
     <w:name w:val="Default Paragraph Font"/>
     <w:uiPriority w:val="1"/>
+    <w:semiHidden/>
     <w:unhideWhenUsed/>
   </w:style>
   <w:style w:type="table" w:default="1" w:styleId="TableNormal">
@@ -3808,6 +3915,18 @@
       <w:u w:val="single"/>
     </w:rPr>
   </w:style>
+  <w:style w:type="character" w:styleId="UnresolvedMention">
+    <w:name w:val="Unresolved Mention"/>
+    <w:basedOn w:val="DefaultParagraphFont"/>
+    <w:uiPriority w:val="99"/>
+    <w:semiHidden/>
+    <w:unhideWhenUsed/>
+    <w:rsid w:val="00F33E63"/>
+    <w:rPr>
+      <w:color w:val="605E5C"/>
+      <w:shd w:val="clear" w:color="auto" w:fill="E1DFDD"/>
+    </w:rPr>
+  </w:style>
 </w:styles>
 </file>
 
